--- a/LABS/student_labs_5_8/lab8_cache/report/LR8_CACHE_variant.docx
+++ b/LABS/student_labs_5_8/lab8_cache/report/LR8_CACHE_variant.docx
@@ -612,7 +612,7 @@
           <w:i w:val="0"/>
           <w:sz w:val="28"/>
         </w:rPr>
-        <w:t>В ходе выполнения необходимо определить назначение входных и выходных сигналов, разработать алгоритм функционирования устройства, описать его на языке VHDL, подготовить проект Quartus II 9.1, выполнить моделирование и подтвердить правильность работы контрольными наборами.</w:t>
+        <w:t>В ходе выполнения необходимо определить назначение входных и выходных сигналов, разработать алгоритм функционирования устройства, подготовить его структурное описание, подготовить проект Quartus II 9.1, выполнить моделирование и подтвердить правильность работы контрольными наборами.</w:t>
       </w:r>
     </w:p>
     <w:tbl>
@@ -808,7 +808,7 @@
                 <w:b w:val="0"/>
                 <w:sz w:val="21"/>
               </w:rPr>
-              <w:t>Описать функциональные блоки на языке VHDL и собрать верхний уровень проекта.</w:t>
+              <w:t>Описать функциональные блоки в виде структурного описания и собрать верхний уровень проекта.</w:t>
             </w:r>
           </w:p>
         </w:tc>
@@ -900,7 +900,7 @@
                 <w:b w:val="0"/>
                 <w:sz w:val="21"/>
               </w:rPr>
-              <w:t>Разработать testbench, выполнить моделирование и сравнить результат с ожидаемым.</w:t>
+              <w:t>Разработать тестовая модель, выполнить моделирование и сравнить результат с ожидаемым.</w:t>
             </w:r>
           </w:p>
         </w:tc>
@@ -944,7 +944,7 @@
           <w:i w:val="0"/>
           <w:sz w:val="28"/>
         </w:rPr>
-        <w:t>Лабораторная работа выполняется в среде Quartus II 9.1. Описание устройства выполнено на синтезируемом подмножестве VHDL с использованием библиотеки IEEE std_logic_1164 и, где это требуется, numeric_std. Разрядность основных трактов данных принята равной 16 бит, что соответствует принятому варианту курсового проекта.</w:t>
+        <w:t>Лабораторная работа выполняется в среде Quartus II 9.1. Разрядность основных трактов данных принята равной 16 бит, что соответствует принятому варианту курсового проекта.</w:t>
       </w:r>
     </w:p>
     <w:p>
@@ -960,7 +960,7 @@
           <w:i w:val="0"/>
           <w:sz w:val="28"/>
         </w:rPr>
-        <w:t>Для удобства просмотра схемы в RTL Viewer верхним уровнем проекта является модуль lab8_cache_rtl_view_top. Он представляет собой тонкую обертку над рабочим структурным модулем: алгоритм устройства не изменяется, но внешние пины имеют развернутые имена, по которым понятно назначение команды, операндов, флагов, линий памяти и диагностических сигналов.</w:t>
+        <w:t>Верхний уровень проекта оформлен так, чтобы внешние линии имели развернутые имена. По ним сразу определяется назначение команды, операндов, флагов, линий памяти и диагностических сигналов, что упрощает чтение схемы и проверку временных диаграмм.</w:t>
       </w:r>
     </w:p>
     <w:tbl>
@@ -1042,7 +1042,7 @@
                 <w:b w:val="0"/>
                 <w:sz w:val="21"/>
               </w:rPr>
-              <w:t>Тип отображения</w:t>
+              <w:t>Вид кэш-памяти</w:t>
             </w:r>
           </w:p>
         </w:tc>
@@ -1064,7 +1064,53 @@
                 <w:b w:val="0"/>
                 <w:sz w:val="21"/>
               </w:rPr>
-              <w:t>k-мерное частично-ассоциативное</w:t>
+              <w:t>Прямое отображение</w:t>
+            </w:r>
+          </w:p>
+        </w:tc>
+      </w:tr>
+      <w:tr>
+        <w:tc>
+          <w:tcPr>
+            <w:tcW w:type="dxa" w:w="4844"/>
+            <w:vAlign w:val="center"/>
+          </w:tcPr>
+          <w:p>
+            <w:pPr>
+              <w:spacing w:line="240" w:lineRule="auto" w:before="0" w:after="0"/>
+              <w:ind w:firstLine="0"/>
+              <w:jc w:val="center"/>
+            </w:pPr>
+            <w:r/>
+            <w:r>
+              <w:rPr>
+                <w:rFonts w:ascii="Times New Roman" w:hAnsi="Times New Roman" w:eastAsia="Times New Roman"/>
+                <w:b w:val="0"/>
+                <w:sz w:val="21"/>
+              </w:rPr>
+              <w:t>Количество строк</w:t>
+            </w:r>
+          </w:p>
+        </w:tc>
+        <w:tc>
+          <w:tcPr>
+            <w:tcW w:type="dxa" w:w="4844"/>
+            <w:vAlign w:val="center"/>
+          </w:tcPr>
+          <w:p>
+            <w:pPr>
+              <w:spacing w:line="240" w:lineRule="auto" w:before="0" w:after="0"/>
+              <w:ind w:firstLine="0"/>
+              <w:jc w:val="center"/>
+            </w:pPr>
+            <w:r/>
+            <w:r>
+              <w:rPr>
+                <w:rFonts w:ascii="Times New Roman" w:hAnsi="Times New Roman" w:eastAsia="Times New Roman"/>
+                <w:b w:val="0"/>
+                <w:sz w:val="21"/>
+              </w:rPr>
+              <w:t>8</w:t>
             </w:r>
           </w:p>
         </w:tc>
@@ -1088,99 +1134,7 @@
                 <w:b w:val="0"/>
                 <w:sz w:val="21"/>
               </w:rPr>
-              <w:t>Количество путей k</w:t>
-            </w:r>
-          </w:p>
-        </w:tc>
-        <w:tc>
-          <w:tcPr>
-            <w:tcW w:type="dxa" w:w="4844"/>
-            <w:vAlign w:val="center"/>
-          </w:tcPr>
-          <w:p>
-            <w:pPr>
-              <w:spacing w:line="240" w:lineRule="auto" w:before="0" w:after="0"/>
-              <w:ind w:firstLine="0"/>
-              <w:jc w:val="left"/>
-            </w:pPr>
-            <w:r/>
-            <w:r>
-              <w:rPr>
-                <w:rFonts w:ascii="Times New Roman" w:hAnsi="Times New Roman" w:eastAsia="Times New Roman"/>
-                <w:b w:val="0"/>
-                <w:sz w:val="21"/>
-              </w:rPr>
-              <w:t>4 строки в наборе</w:t>
-            </w:r>
-          </w:p>
-        </w:tc>
-      </w:tr>
-      <w:tr>
-        <w:tc>
-          <w:tcPr>
-            <w:tcW w:type="dxa" w:w="4844"/>
-            <w:vAlign w:val="center"/>
-          </w:tcPr>
-          <w:p>
-            <w:pPr>
-              <w:spacing w:line="240" w:lineRule="auto" w:before="0" w:after="0"/>
-              <w:ind w:firstLine="0"/>
-              <w:jc w:val="left"/>
-            </w:pPr>
-            <w:r/>
-            <w:r>
-              <w:rPr>
-                <w:rFonts w:ascii="Times New Roman" w:hAnsi="Times New Roman" w:eastAsia="Times New Roman"/>
-                <w:b w:val="0"/>
-                <w:sz w:val="21"/>
-              </w:rPr>
-              <w:t>Количество наборов</w:t>
-            </w:r>
-          </w:p>
-        </w:tc>
-        <w:tc>
-          <w:tcPr>
-            <w:tcW w:type="dxa" w:w="4844"/>
-            <w:vAlign w:val="center"/>
-          </w:tcPr>
-          <w:p>
-            <w:pPr>
-              <w:spacing w:line="240" w:lineRule="auto" w:before="0" w:after="0"/>
-              <w:ind w:firstLine="0"/>
-              <w:jc w:val="center"/>
-            </w:pPr>
-            <w:r/>
-            <w:r>
-              <w:rPr>
-                <w:rFonts w:ascii="Times New Roman" w:hAnsi="Times New Roman" w:eastAsia="Times New Roman"/>
-                <w:b w:val="0"/>
-                <w:sz w:val="21"/>
-              </w:rPr>
-              <w:t>16</w:t>
-            </w:r>
-          </w:p>
-        </w:tc>
-      </w:tr>
-      <w:tr>
-        <w:tc>
-          <w:tcPr>
-            <w:tcW w:type="dxa" w:w="4844"/>
-            <w:vAlign w:val="center"/>
-          </w:tcPr>
-          <w:p>
-            <w:pPr>
-              <w:spacing w:line="240" w:lineRule="auto" w:before="0" w:after="0"/>
-              <w:ind w:firstLine="0"/>
-              <w:jc w:val="center"/>
-            </w:pPr>
-            <w:r/>
-            <w:r>
-              <w:rPr>
-                <w:rFonts w:ascii="Times New Roman" w:hAnsi="Times New Roman" w:eastAsia="Times New Roman"/>
-                <w:b w:val="0"/>
-                <w:sz w:val="21"/>
-              </w:rPr>
-              <w:t>Размер строки</w:t>
+              <w:t>Количество слов в строке</w:t>
             </w:r>
           </w:p>
         </w:tc>
@@ -1217,7 +1171,7 @@
             <w:pPr>
               <w:spacing w:line="240" w:lineRule="auto" w:before="0" w:after="0"/>
               <w:ind w:firstLine="0"/>
-              <w:jc w:val="center"/>
+              <w:jc w:val="left"/>
             </w:pPr>
             <w:r/>
             <w:r>
@@ -1226,7 +1180,7 @@
                 <w:b w:val="0"/>
                 <w:sz w:val="21"/>
               </w:rPr>
-              <w:t>Разбиение адреса</w:t>
+              <w:t>Количество строк в наборе</w:t>
             </w:r>
           </w:p>
         </w:tc>
@@ -1239,7 +1193,7 @@
             <w:pPr>
               <w:spacing w:line="240" w:lineRule="auto" w:before="0" w:after="0"/>
               <w:ind w:firstLine="0"/>
-              <w:jc w:val="left"/>
+              <w:jc w:val="center"/>
             </w:pPr>
             <w:r/>
             <w:r>
@@ -1248,7 +1202,7 @@
                 <w:b w:val="0"/>
                 <w:sz w:val="21"/>
               </w:rPr>
-              <w:t>TAG=A15..A4, SET=A3..A0</w:t>
+              <w:t>1</w:t>
             </w:r>
           </w:p>
         </w:tc>
@@ -1272,7 +1226,7 @@
                 <w:b w:val="0"/>
                 <w:sz w:val="21"/>
               </w:rPr>
-              <w:t>Алгоритм замещения</w:t>
+              <w:t>Принцип замещения</w:t>
             </w:r>
           </w:p>
         </w:tc>
@@ -1294,7 +1248,7 @@
                 <w:b w:val="0"/>
                 <w:sz w:val="21"/>
               </w:rPr>
-              <w:t>По наибольшей давности хранения</w:t>
+              <w:t>Не требуется: индекс однозначно выбирает строку</w:t>
             </w:r>
           </w:p>
         </w:tc>
@@ -1340,7 +1294,7 @@
                 <w:b w:val="0"/>
                 <w:sz w:val="21"/>
               </w:rPr>
-              <w:t>Write-through с обновлением строки кэша при попадании</w:t>
+              <w:t>Write-through с обновлением основной памяти</w:t>
             </w:r>
           </w:p>
         </w:tc>
@@ -1384,7 +1338,7 @@
           <w:i w:val="0"/>
           <w:sz w:val="28"/>
         </w:rPr>
-        <w:t>Кэш-память используется для ускорения обращений процессора к основной памяти. В кэше хранятся копии недавно использованных слов, поэтому при повторном обращении процессор может получить данные без полного цикла доступа к ОЗУ.</w:t>
+        <w:t>Кэш-память с прямым отображением разбивает адрес на тег и индекс. Индекс выбирает ровно одну строку кэша, а тег хранится вместе с данными и используется для проверки принадлежности строки текущему адресу.</w:t>
       </w:r>
     </w:p>
     <w:p>
@@ -1400,7 +1354,7 @@
           <w:i w:val="0"/>
           <w:sz w:val="28"/>
         </w:rPr>
-        <w:t>В k-мерном частично-ассоциативном кэше адрес выбирает набор, а внутри набора параллельно проверяются несколько строк. В данном варианте k равно 4, то есть каждый набор содержит четыре возможных места хранения слова. Всего используется 16 наборов.</w:t>
+        <w:t>В варианте 4 используется восемь строк. Поэтому для выбора строки достаточно трех младших разрядов адреса A[2..0], а старшие разряды A[15..3] образуют тег. В каждой строке хранится одно 16-разрядное слово.</w:t>
       </w:r>
     </w:p>
     <w:p>
@@ -1416,39 +1370,7 @@
           <w:i w:val="0"/>
           <w:sz w:val="28"/>
         </w:rPr>
-        <w:t>Адрес делится на поле TAG и поле SET. Младшие четыре бита A3..A0 выбирают один из 16 наборов. Старшие двенадцать бит A15..A4 хранятся как тег строки. Попадание возникает, если в выбранном наборе существует valid-строка с совпадающим тегом.</w:t>
-      </w:r>
-    </w:p>
-    <w:p>
-      <w:pPr>
-        <w:spacing w:line="240" w:lineRule="auto" w:before="0" w:after="0"/>
-        <w:ind w:firstLine="709"/>
-        <w:jc w:val="both"/>
-      </w:pPr>
-      <w:r>
-        <w:rPr>
-          <w:rFonts w:ascii="Times New Roman" w:hAnsi="Times New Roman" w:eastAsia="Times New Roman"/>
-          <w:b w:val="0"/>
-          <w:i w:val="0"/>
-          <w:sz w:val="28"/>
-        </w:rPr>
-        <w:t>Для замещения используется давность хранения. Каждая valid-строка имеет двухразрядный счетчик возраста. При загрузке новой строки ее возраст сбрасывается в ноль, а возраст остальных valid-строк выбранного набора увеличивается с насыщением до трех. Если свободной строки нет, вытесняется строка с максимальным возрастом.</w:t>
-      </w:r>
-    </w:p>
-    <w:p>
-      <w:pPr>
-        <w:spacing w:line="240" w:lineRule="auto" w:before="0" w:after="0"/>
-        <w:ind w:firstLine="709"/>
-        <w:jc w:val="both"/>
-      </w:pPr>
-      <w:r>
-        <w:rPr>
-          <w:rFonts w:ascii="Times New Roman" w:hAnsi="Times New Roman" w:eastAsia="Times New Roman"/>
-          <w:b w:val="0"/>
-          <w:i w:val="0"/>
-          <w:sz w:val="28"/>
-        </w:rPr>
-        <w:t>Политика записи выбрана write-through. Это означает, что каждое записываемое слово отправляется в основную память. Если запись попала в уже существующую строку кэша, строка обновляется; при промахе запись также может загрузить новую строку, чтобы последующее чтение этого адреса было попаданием.</w:t>
+        <w:t>При совпадении valid-бита и тега возникает попадание. При промахе выбранная индексом строка перезаписывается словом из основной памяти. Отдельный алгоритм выбора жертвы не нужен, потому что для каждого индекса существует только одна строка.</w:t>
       </w:r>
     </w:p>
     <w:tbl>
@@ -1552,7 +1474,7 @@
                 <w:b w:val="0"/>
                 <w:sz w:val="20"/>
               </w:rPr>
-              <w:t>Старшая часть адреса, по которой проверяется принадлежность строки нужному адресу.</w:t>
+              <w:t>Старшая часть адреса, сравниваемая с тегом выбранной строки.</w:t>
             </w:r>
           </w:p>
         </w:tc>
@@ -1576,7 +1498,7 @@
                 <w:b w:val="0"/>
                 <w:sz w:val="20"/>
               </w:rPr>
-              <w:t>SET</w:t>
+              <w:t>INDEX</w:t>
             </w:r>
           </w:p>
         </w:tc>
@@ -1598,7 +1520,7 @@
                 <w:b w:val="0"/>
                 <w:sz w:val="20"/>
               </w:rPr>
-              <w:t>Младшие четыре бита адреса, выбирающие один из 16 наборов.</w:t>
+              <w:t>Три младших разряда адреса, выбирающие одну из восьми строк.</w:t>
             </w:r>
           </w:p>
         </w:tc>
@@ -1622,7 +1544,7 @@
                 <w:b w:val="0"/>
                 <w:sz w:val="20"/>
               </w:rPr>
-              <w:t>Valid</w:t>
+              <w:t>valid</w:t>
             </w:r>
           </w:p>
         </w:tc>
@@ -1644,7 +1566,7 @@
                 <w:b w:val="0"/>
                 <w:sz w:val="20"/>
               </w:rPr>
-              <w:t>Признак того, что строка содержит корректные данные.</w:t>
+              <w:t>Признак того, что строка содержит актуальные данные.</w:t>
             </w:r>
           </w:p>
         </w:tc>
@@ -1668,7 +1590,7 @@
                 <w:b w:val="0"/>
                 <w:sz w:val="20"/>
               </w:rPr>
-              <w:t>Hit</w:t>
+              <w:t>hit</w:t>
             </w:r>
           </w:p>
         </w:tc>
@@ -1690,7 +1612,7 @@
                 <w:b w:val="0"/>
                 <w:sz w:val="20"/>
               </w:rPr>
-              <w:t>Совпадение тега при valid=1 в выбранном наборе.</w:t>
+              <w:t>Совпадение valid и tag.</w:t>
             </w:r>
           </w:p>
         </w:tc>
@@ -1714,7 +1636,7 @@
                 <w:b w:val="0"/>
                 <w:sz w:val="20"/>
               </w:rPr>
-              <w:t>Miss</w:t>
+              <w:t>miss</w:t>
             </w:r>
           </w:p>
         </w:tc>
@@ -1736,99 +1658,7 @@
                 <w:b w:val="0"/>
                 <w:sz w:val="20"/>
               </w:rPr>
-              <w:t>Отсутствие подходящей строки, требующее обращения к основной памяти.</w:t>
-            </w:r>
-          </w:p>
-        </w:tc>
-      </w:tr>
-      <w:tr>
-        <w:tc>
-          <w:tcPr>
-            <w:tcW w:type="dxa" w:w="4844"/>
-            <w:vAlign w:val="center"/>
-          </w:tcPr>
-          <w:p>
-            <w:pPr>
-              <w:spacing w:line="240" w:lineRule="auto" w:before="0" w:after="0"/>
-              <w:ind w:firstLine="0"/>
-              <w:jc w:val="center"/>
-            </w:pPr>
-            <w:r/>
-            <w:r>
-              <w:rPr>
-                <w:rFonts w:ascii="Times New Roman" w:hAnsi="Times New Roman" w:eastAsia="Times New Roman"/>
-                <w:b w:val="0"/>
-                <w:sz w:val="20"/>
-              </w:rPr>
-              <w:t>Age</w:t>
-            </w:r>
-          </w:p>
-        </w:tc>
-        <w:tc>
-          <w:tcPr>
-            <w:tcW w:type="dxa" w:w="4844"/>
-            <w:vAlign w:val="center"/>
-          </w:tcPr>
-          <w:p>
-            <w:pPr>
-              <w:spacing w:line="240" w:lineRule="auto" w:before="0" w:after="0"/>
-              <w:ind w:firstLine="0"/>
-              <w:jc w:val="left"/>
-            </w:pPr>
-            <w:r/>
-            <w:r>
-              <w:rPr>
-                <w:rFonts w:ascii="Times New Roman" w:hAnsi="Times New Roman" w:eastAsia="Times New Roman"/>
-                <w:b w:val="0"/>
-                <w:sz w:val="20"/>
-              </w:rPr>
-              <w:t>Двухразрядный счетчик давности хранения строки для выбора жертвы.</w:t>
-            </w:r>
-          </w:p>
-        </w:tc>
-      </w:tr>
-      <w:tr>
-        <w:tc>
-          <w:tcPr>
-            <w:tcW w:type="dxa" w:w="4844"/>
-            <w:vAlign w:val="center"/>
-          </w:tcPr>
-          <w:p>
-            <w:pPr>
-              <w:spacing w:line="240" w:lineRule="auto" w:before="0" w:after="0"/>
-              <w:ind w:firstLine="0"/>
-              <w:jc w:val="center"/>
-            </w:pPr>
-            <w:r/>
-            <w:r>
-              <w:rPr>
-                <w:rFonts w:ascii="Times New Roman" w:hAnsi="Times New Roman" w:eastAsia="Times New Roman"/>
-                <w:b w:val="0"/>
-                <w:sz w:val="20"/>
-              </w:rPr>
-              <w:t>Write-through</w:t>
-            </w:r>
-          </w:p>
-        </w:tc>
-        <w:tc>
-          <w:tcPr>
-            <w:tcW w:type="dxa" w:w="4844"/>
-            <w:vAlign w:val="center"/>
-          </w:tcPr>
-          <w:p>
-            <w:pPr>
-              <w:spacing w:line="240" w:lineRule="auto" w:before="0" w:after="0"/>
-              <w:ind w:firstLine="0"/>
-              <w:jc w:val="left"/>
-            </w:pPr>
-            <w:r/>
-            <w:r>
-              <w:rPr>
-                <w:rFonts w:ascii="Times New Roman" w:hAnsi="Times New Roman" w:eastAsia="Times New Roman"/>
-                <w:b w:val="0"/>
-                <w:sz w:val="20"/>
-              </w:rPr>
-              <w:t>Политика записи, при которой данные сразу передаются в основную память.</w:t>
+              <w:t>Отсутствие нужного слова в выбранной строке, требуется обращение к основной памяти.</w:t>
             </w:r>
           </w:p>
         </w:tc>
@@ -1887,7 +1717,7 @@
           <w:i w:val="0"/>
           <w:sz w:val="28"/>
         </w:rPr>
-        <w:t>Структура проекта выбрана модульной: каждый функциональный узел вынесен в отдельную VHDL-entity, а верхний модуль соединяет эти узлы сигналами данных и управления. Такой способ удобен для проверки, так как отдельные блоки можно анализировать в RTL Viewer и независимо покрывать моделированием.</w:t>
+        <w:t>Структура проекта выбрана модульной: каждый функциональный узел вынесен в отдельный блок, а верхний модуль соединяет эти узлы сигналами данных и управления. Такой способ удобен для проверки, так как отдельные блоки можно независимо анализировать и проверять моделированием.</w:t>
       </w:r>
     </w:p>
     <w:p>
@@ -1899,7 +1729,7 @@
       <w:r>
         <w:drawing>
           <wp:inline xmlns:a="http://schemas.openxmlformats.org/drawingml/2006/main" xmlns:pic="http://schemas.openxmlformats.org/drawingml/2006/picture">
-            <wp:extent cx="5472000" cy="3312000"/>
+            <wp:extent cx="5472000" cy="3110400"/>
             <wp:docPr id="1" name="Picture 1"/>
             <wp:cNvGraphicFramePr>
               <a:graphicFrameLocks noChangeAspect="1"/>
@@ -1920,7 +1750,7 @@
                   <pic:spPr>
                     <a:xfrm>
                       <a:off x="0" y="0"/>
-                      <a:ext cx="5472000" cy="3312000"/>
+                      <a:ext cx="5472000" cy="3110400"/>
                     </a:xfrm>
                     <a:prstGeom prst="rect"/>
                   </pic:spPr>
@@ -1975,7 +1805,7 @@
           <w:i w:val="0"/>
           <w:sz w:val="28"/>
         </w:rPr>
-        <w:t>В таблице приведены основные точки наблюдения верхнего уровня. Эти же имена отображаются на схеме RTL Viewer после компиляции проекта и используются при ручном снятии временных диаграмм.</w:t>
+        <w:t>В таблице приведены основные точки наблюдения верхнего уровня. Эти же имена используются на схемах и временных диаграммах при проверке работы устройства.</w:t>
       </w:r>
     </w:p>
     <w:tbl>
@@ -2261,7 +2091,7 @@
                 <w:b w:val="0"/>
                 <w:sz w:val="18"/>
               </w:rPr>
-              <w:t>Сброс valid-битов, тегов, данных, счетчиков возраста и автомата.</w:t>
+              <w:t>Сброс valid-битов, тегов, данных и автомата управления.</w:t>
             </w:r>
           </w:p>
         </w:tc>
@@ -2531,7 +2361,7 @@
                 <w:b w:val="0"/>
                 <w:sz w:val="18"/>
               </w:rPr>
-              <w:t>Адрес процессора; A15..A4 - тег, A3..A0 - номер набора.</w:t>
+              <w:t>Адрес процессора: A15..A3 - тег, A2..A0 - индекс строки.</w:t>
             </w:r>
           </w:p>
         </w:tc>
@@ -3508,7 +3338,7 @@
                 <w:b w:val="0"/>
                 <w:sz w:val="19"/>
               </w:rPr>
-              <w:t>В состоянии IDLE при cpu_req_i=1 адрес разделяется на set и tag.</w:t>
+              <w:t>CPU подает запрос, адрес, тип операции и данные записи.</w:t>
             </w:r>
           </w:p>
         </w:tc>
@@ -3530,7 +3360,7 @@
                 <w:b w:val="0"/>
                 <w:sz w:val="19"/>
               </w:rPr>
-              <w:t>Выбирается набор и запускается параллельная проверка четырех путей.</w:t>
+              <w:t>Контроллер выделяет TAG и INDEX.</w:t>
             </w:r>
           </w:p>
         </w:tc>
@@ -3576,7 +3406,7 @@
                 <w:b w:val="0"/>
                 <w:sz w:val="19"/>
               </w:rPr>
-              <w:t>Для каждого way проверяется valid_r(set,way)=1 и tag_r(set,way)=tag.</w:t>
+              <w:t>По INDEX выбирается строка кэша.</w:t>
             </w:r>
           </w:p>
         </w:tc>
@@ -3598,7 +3428,7 @@
                 <w:b w:val="0"/>
                 <w:sz w:val="19"/>
               </w:rPr>
-              <w:t>При совпадении фиксируется hit_way.</w:t>
+              <w:t>Проверяются valid и tag.</w:t>
             </w:r>
           </w:p>
         </w:tc>
@@ -3644,7 +3474,7 @@
                 <w:b w:val="0"/>
                 <w:sz w:val="19"/>
               </w:rPr>
-              <w:t>Если чтение попало в кэш, данные сразу выдаются процессору.</w:t>
+              <w:t>При hit чтение завершается из кэша, при write-hit обновляются кэш и основная память.</w:t>
             </w:r>
           </w:p>
         </w:tc>
@@ -3666,7 +3496,7 @@
                 <w:b w:val="0"/>
                 <w:sz w:val="19"/>
               </w:rPr>
-              <w:t>cpu_ready=1, hit=1, обращение к RAM не требуется.</w:t>
+              <w:t>CPU получает ready.</w:t>
             </w:r>
           </w:p>
         </w:tc>
@@ -3712,7 +3542,7 @@
                 <w:b w:val="0"/>
                 <w:sz w:val="19"/>
               </w:rPr>
-              <w:t>Если чтение дало промах, выбирается свободная строка или строка с максимальным возрастом.</w:t>
+              <w:t>При miss выполняется обращение к основной памяти.</w:t>
             </w:r>
           </w:p>
         </w:tc>
@@ -3734,211 +3564,7 @@
                 <w:b w:val="0"/>
                 <w:sz w:val="19"/>
               </w:rPr>
-              <w:t>Формируется запрос чтения RAM, автомат переходит к WAIT_READ_GRANT.</w:t>
-            </w:r>
-          </w:p>
-        </w:tc>
-      </w:tr>
-      <w:tr>
-        <w:tc>
-          <w:tcPr>
-            <w:tcW w:type="dxa" w:w="3230"/>
-            <w:vAlign w:val="center"/>
-          </w:tcPr>
-          <w:p>
-            <w:pPr>
-              <w:spacing w:line="240" w:lineRule="auto" w:before="0" w:after="0"/>
-              <w:ind w:firstLine="0"/>
-              <w:jc w:val="center"/>
-            </w:pPr>
-            <w:r/>
-            <w:r>
-              <w:rPr>
-                <w:rFonts w:ascii="Times New Roman" w:hAnsi="Times New Roman" w:eastAsia="Times New Roman"/>
-                <w:b w:val="0"/>
-                <w:sz w:val="19"/>
-              </w:rPr>
-              <w:t>5</w:t>
-            </w:r>
-          </w:p>
-        </w:tc>
-        <w:tc>
-          <w:tcPr>
-            <w:tcW w:type="dxa" w:w="3230"/>
-            <w:vAlign w:val="center"/>
-          </w:tcPr>
-          <w:p>
-            <w:pPr>
-              <w:spacing w:line="240" w:lineRule="auto" w:before="0" w:after="0"/>
-              <w:ind w:firstLine="0"/>
-              <w:jc w:val="left"/>
-            </w:pPr>
-            <w:r/>
-            <w:r>
-              <w:rPr>
-                <w:rFonts w:ascii="Times New Roman" w:hAnsi="Times New Roman" w:eastAsia="Times New Roman"/>
-                <w:b w:val="0"/>
-                <w:sz w:val="19"/>
-              </w:rPr>
-              <w:t>После получения данных из RAM строка кэша заполняется.</w:t>
-            </w:r>
-          </w:p>
-        </w:tc>
-        <w:tc>
-          <w:tcPr>
-            <w:tcW w:type="dxa" w:w="3230"/>
-            <w:vAlign w:val="center"/>
-          </w:tcPr>
-          <w:p>
-            <w:pPr>
-              <w:spacing w:line="240" w:lineRule="auto" w:before="0" w:after="0"/>
-              <w:ind w:firstLine="0"/>
-              <w:jc w:val="left"/>
-            </w:pPr>
-            <w:r/>
-            <w:r>
-              <w:rPr>
-                <w:rFonts w:ascii="Times New Roman" w:hAnsi="Times New Roman" w:eastAsia="Times New Roman"/>
-                <w:b w:val="0"/>
-                <w:sz w:val="19"/>
-              </w:rPr>
-              <w:t>Записываются data, tag, valid, возраст новой строки сбрасывается.</w:t>
-            </w:r>
-          </w:p>
-        </w:tc>
-      </w:tr>
-      <w:tr>
-        <w:tc>
-          <w:tcPr>
-            <w:tcW w:type="dxa" w:w="3230"/>
-            <w:vAlign w:val="center"/>
-          </w:tcPr>
-          <w:p>
-            <w:pPr>
-              <w:spacing w:line="240" w:lineRule="auto" w:before="0" w:after="0"/>
-              <w:ind w:firstLine="0"/>
-              <w:jc w:val="center"/>
-            </w:pPr>
-            <w:r/>
-            <w:r>
-              <w:rPr>
-                <w:rFonts w:ascii="Times New Roman" w:hAnsi="Times New Roman" w:eastAsia="Times New Roman"/>
-                <w:b w:val="0"/>
-                <w:sz w:val="19"/>
-              </w:rPr>
-              <w:t>6</w:t>
-            </w:r>
-          </w:p>
-        </w:tc>
-        <w:tc>
-          <w:tcPr>
-            <w:tcW w:type="dxa" w:w="3230"/>
-            <w:vAlign w:val="center"/>
-          </w:tcPr>
-          <w:p>
-            <w:pPr>
-              <w:spacing w:line="240" w:lineRule="auto" w:before="0" w:after="0"/>
-              <w:ind w:firstLine="0"/>
-              <w:jc w:val="left"/>
-            </w:pPr>
-            <w:r/>
-            <w:r>
-              <w:rPr>
-                <w:rFonts w:ascii="Times New Roman" w:hAnsi="Times New Roman" w:eastAsia="Times New Roman"/>
-                <w:b w:val="0"/>
-                <w:sz w:val="19"/>
-              </w:rPr>
-              <w:t>При записи данные всегда передаются в RAM.</w:t>
-            </w:r>
-          </w:p>
-        </w:tc>
-        <w:tc>
-          <w:tcPr>
-            <w:tcW w:type="dxa" w:w="3230"/>
-            <w:vAlign w:val="center"/>
-          </w:tcPr>
-          <w:p>
-            <w:pPr>
-              <w:spacing w:line="240" w:lineRule="auto" w:before="0" w:after="0"/>
-              <w:ind w:firstLine="0"/>
-              <w:jc w:val="left"/>
-            </w:pPr>
-            <w:r/>
-            <w:r>
-              <w:rPr>
-                <w:rFonts w:ascii="Times New Roman" w:hAnsi="Times New Roman" w:eastAsia="Times New Roman"/>
-                <w:b w:val="0"/>
-                <w:sz w:val="19"/>
-              </w:rPr>
-              <w:t>Реализуется write-through; при hit обновляется также строка кэша.</w:t>
-            </w:r>
-          </w:p>
-        </w:tc>
-      </w:tr>
-      <w:tr>
-        <w:tc>
-          <w:tcPr>
-            <w:tcW w:type="dxa" w:w="3230"/>
-            <w:vAlign w:val="center"/>
-          </w:tcPr>
-          <w:p>
-            <w:pPr>
-              <w:spacing w:line="240" w:lineRule="auto" w:before="0" w:after="0"/>
-              <w:ind w:firstLine="0"/>
-              <w:jc w:val="center"/>
-            </w:pPr>
-            <w:r/>
-            <w:r>
-              <w:rPr>
-                <w:rFonts w:ascii="Times New Roman" w:hAnsi="Times New Roman" w:eastAsia="Times New Roman"/>
-                <w:b w:val="0"/>
-                <w:sz w:val="19"/>
-              </w:rPr>
-              <w:t>7</w:t>
-            </w:r>
-          </w:p>
-        </w:tc>
-        <w:tc>
-          <w:tcPr>
-            <w:tcW w:type="dxa" w:w="3230"/>
-            <w:vAlign w:val="center"/>
-          </w:tcPr>
-          <w:p>
-            <w:pPr>
-              <w:spacing w:line="240" w:lineRule="auto" w:before="0" w:after="0"/>
-              <w:ind w:firstLine="0"/>
-              <w:jc w:val="left"/>
-            </w:pPr>
-            <w:r/>
-            <w:r>
-              <w:rPr>
-                <w:rFonts w:ascii="Times New Roman" w:hAnsi="Times New Roman" w:eastAsia="Times New Roman"/>
-                <w:b w:val="0"/>
-                <w:sz w:val="19"/>
-              </w:rPr>
-              <w:t>После загрузки или записи новой строки обновляются счетчики возраста.</w:t>
-            </w:r>
-          </w:p>
-        </w:tc>
-        <w:tc>
-          <w:tcPr>
-            <w:tcW w:type="dxa" w:w="3230"/>
-            <w:vAlign w:val="center"/>
-          </w:tcPr>
-          <w:p>
-            <w:pPr>
-              <w:spacing w:line="240" w:lineRule="auto" w:before="0" w:after="0"/>
-              <w:ind w:firstLine="0"/>
-              <w:jc w:val="left"/>
-            </w:pPr>
-            <w:r/>
-            <w:r>
-              <w:rPr>
-                <w:rFonts w:ascii="Times New Roman" w:hAnsi="Times New Roman" w:eastAsia="Times New Roman"/>
-                <w:b w:val="0"/>
-                <w:sz w:val="19"/>
-              </w:rPr>
-              <w:t>Новая строка получает age=0, остальные valid-строки набора стареют до максимума 3.</w:t>
+              <w:t>Выбранная строка перезаписывается новым tag/data.</w:t>
             </w:r>
           </w:p>
         </w:tc>
@@ -3961,7 +3587,7 @@
           <w:b/>
           <w:sz w:val="28"/>
         </w:rPr>
-        <w:t>4.4 Реализация на языке VHDL</w:t>
+        <w:t>4.4 Реализация функциональных блоков</w:t>
       </w:r>
     </w:p>
     <w:p>
@@ -3977,7 +3603,7 @@
           <w:i w:val="0"/>
           <w:sz w:val="28"/>
         </w:rPr>
-        <w:t>В кэше используются четыре двумерных массива: data_r хранит слова данных, tag_r хранит теги, valid_r показывает корректность строки, age_r хранит давность. Индексация массивов выполняется по номеру набора и номеру пути.</w:t>
+        <w:t>В кэше заведены три массива: valid, tag и data. Индекс A[2..0] выбирает одну из восьми строк, после чего тег выбранной строки сравнивается с A[15..3].</w:t>
       </w:r>
     </w:p>
     <w:p>
@@ -3993,7 +3619,7 @@
           <w:i w:val="0"/>
           <w:sz w:val="28"/>
         </w:rPr>
-        <w:t>Контроллер реализован конечным автоматом с состояниями IDLE, WAIT_READ_GRANT, WAIT_READ_DATA и WAIT_WRITE_GRANT. В состоянии IDLE выполняется проверка попадания и выбор жертвы. При промахе чтения автомат запрашивает основную память и ожидает данные. При записи автомат формирует write-through-запрос.</w:t>
+        <w:t>При чтении и попадании данные сразу выдаются процессору. При чтении и промахе контроллер запрашивает основную память, записывает полученное слово в выбранную строку и затем формирует ответ процессору.</w:t>
       </w:r>
     </w:p>
     <w:p>
@@ -4009,7 +3635,7 @@
           <w:i w:val="0"/>
           <w:sz w:val="28"/>
         </w:rPr>
-        <w:t>Модель основной памяти main_memory_sync возвращает grant синхронно с запросом и хранит 256 слов. Начальное содержимое выбрано детерминированным, поэтому ожидаемые значения на временной диаграмме легко проверить: адрес 0010h возвращает 1110h, 0020h возвращает 1220h и так далее.</w:t>
+        <w:t>При записи используется политика write-through: слово записывается в кэш и одновременно передается в основную память. Если запись пришлась на адрес с новым тегом, выбранная строка также получает новый тег и valid-бит.</w:t>
       </w:r>
     </w:p>
     <w:tbl>
@@ -4044,7 +3670,7 @@
                 <w:b/>
                 <w:sz w:val="19"/>
               </w:rPr>
-              <w:t>Файл</w:t>
+              <w:t>Блок проекта</w:t>
             </w:r>
           </w:p>
         </w:tc>
@@ -4091,7 +3717,7 @@
                 <w:b w:val="0"/>
                 <w:sz w:val="19"/>
               </w:rPr>
-              <w:t>lab_variant_pkg.vhd</w:t>
+              <w:t>Контроллер прямого отображения</w:t>
             </w:r>
           </w:p>
         </w:tc>
@@ -4113,7 +3739,53 @@
                 <w:b w:val="0"/>
                 <w:sz w:val="19"/>
               </w:rPr>
-              <w:t>Общие параметры: 16 наборов, 4 пути, разрядность адреса и данных.</w:t>
+              <w:t>Массивы valid/tag/data, проверка hit/miss и автомат обращения к памяти.</w:t>
+            </w:r>
+          </w:p>
+        </w:tc>
+      </w:tr>
+      <w:tr>
+        <w:tc>
+          <w:tcPr>
+            <w:tcW w:type="dxa" w:w="4844"/>
+            <w:vAlign w:val="center"/>
+          </w:tcPr>
+          <w:p>
+            <w:pPr>
+              <w:spacing w:line="240" w:lineRule="auto" w:before="0" w:after="0"/>
+              <w:ind w:firstLine="0"/>
+              <w:jc w:val="center"/>
+            </w:pPr>
+            <w:r/>
+            <w:r>
+              <w:rPr>
+                <w:rFonts w:ascii="Times New Roman" w:hAnsi="Times New Roman" w:eastAsia="Times New Roman"/>
+                <w:b w:val="0"/>
+                <w:sz w:val="19"/>
+              </w:rPr>
+              <w:t>Основная память</w:t>
+            </w:r>
+          </w:p>
+        </w:tc>
+        <w:tc>
+          <w:tcPr>
+            <w:tcW w:type="dxa" w:w="4844"/>
+            <w:vAlign w:val="center"/>
+          </w:tcPr>
+          <w:p>
+            <w:pPr>
+              <w:spacing w:line="240" w:lineRule="auto" w:before="0" w:after="0"/>
+              <w:ind w:firstLine="0"/>
+              <w:jc w:val="left"/>
+            </w:pPr>
+            <w:r/>
+            <w:r>
+              <w:rPr>
+                <w:rFonts w:ascii="Times New Roman" w:hAnsi="Times New Roman" w:eastAsia="Times New Roman"/>
+                <w:b w:val="0"/>
+                <w:sz w:val="19"/>
+              </w:rPr>
+              <w:t>Синхронная модель RAM для чтения и записи при промахах и write-through.</w:t>
             </w:r>
           </w:p>
         </w:tc>
@@ -4137,7 +3809,7 @@
                 <w:b w:val="0"/>
                 <w:sz w:val="19"/>
               </w:rPr>
-              <w:t>cache4way_age.vhd</w:t>
+              <w:t>Верхний уровень кэш-памяти</w:t>
             </w:r>
           </w:p>
         </w:tc>
@@ -4159,7 +3831,7 @@
                 <w:b w:val="0"/>
                 <w:sz w:val="19"/>
               </w:rPr>
-              <w:t>Контроллер кэша, массивы data/tag/valid/age, автомат обращения к RAM.</w:t>
+              <w:t>Соединение контроллера кэша и основной памяти.</w:t>
             </w:r>
           </w:p>
         </w:tc>
@@ -4174,7 +3846,7 @@
             <w:pPr>
               <w:spacing w:line="240" w:lineRule="auto" w:before="0" w:after="0"/>
               <w:ind w:firstLine="0"/>
-              <w:jc w:val="left"/>
+              <w:jc w:val="center"/>
             </w:pPr>
             <w:r/>
             <w:r>
@@ -4183,7 +3855,7 @@
                 <w:b w:val="0"/>
                 <w:sz w:val="19"/>
               </w:rPr>
-              <w:t>main_memory_sync.vhd</w:t>
+              <w:t>Тестовая модель</w:t>
             </w:r>
           </w:p>
         </w:tc>
@@ -4205,145 +3877,7 @@
                 <w:b w:val="0"/>
                 <w:sz w:val="19"/>
               </w:rPr>
-              <w:t>Синхронная модель основной памяти для проверки hit/miss/write-through.</w:t>
-            </w:r>
-          </w:p>
-        </w:tc>
-      </w:tr>
-      <w:tr>
-        <w:tc>
-          <w:tcPr>
-            <w:tcW w:type="dxa" w:w="4844"/>
-            <w:vAlign w:val="center"/>
-          </w:tcPr>
-          <w:p>
-            <w:pPr>
-              <w:spacing w:line="240" w:lineRule="auto" w:before="0" w:after="0"/>
-              <w:ind w:firstLine="0"/>
-              <w:jc w:val="left"/>
-            </w:pPr>
-            <w:r/>
-            <w:r>
-              <w:rPr>
-                <w:rFonts w:ascii="Times New Roman" w:hAnsi="Times New Roman" w:eastAsia="Times New Roman"/>
-                <w:b w:val="0"/>
-                <w:sz w:val="19"/>
-              </w:rPr>
-              <w:t>lab8_cache_top.vhd</w:t>
-            </w:r>
-          </w:p>
-        </w:tc>
-        <w:tc>
-          <w:tcPr>
-            <w:tcW w:type="dxa" w:w="4844"/>
-            <w:vAlign w:val="center"/>
-          </w:tcPr>
-          <w:p>
-            <w:pPr>
-              <w:spacing w:line="240" w:lineRule="auto" w:before="0" w:after="0"/>
-              <w:ind w:firstLine="0"/>
-              <w:jc w:val="left"/>
-            </w:pPr>
-            <w:r/>
-            <w:r>
-              <w:rPr>
-                <w:rFonts w:ascii="Times New Roman" w:hAnsi="Times New Roman" w:eastAsia="Times New Roman"/>
-                <w:b w:val="0"/>
-                <w:sz w:val="19"/>
-              </w:rPr>
-              <w:t>Структурное соединение кэша и основной памяти.</w:t>
-            </w:r>
-          </w:p>
-        </w:tc>
-      </w:tr>
-      <w:tr>
-        <w:tc>
-          <w:tcPr>
-            <w:tcW w:type="dxa" w:w="4844"/>
-            <w:vAlign w:val="center"/>
-          </w:tcPr>
-          <w:p>
-            <w:pPr>
-              <w:spacing w:line="240" w:lineRule="auto" w:before="0" w:after="0"/>
-              <w:ind w:firstLine="0"/>
-              <w:jc w:val="left"/>
-            </w:pPr>
-            <w:r/>
-            <w:r>
-              <w:rPr>
-                <w:rFonts w:ascii="Times New Roman" w:hAnsi="Times New Roman" w:eastAsia="Times New Roman"/>
-                <w:b w:val="0"/>
-                <w:sz w:val="19"/>
-              </w:rPr>
-              <w:t>lab8_cache_rtl_view_top.vhd</w:t>
-            </w:r>
-          </w:p>
-        </w:tc>
-        <w:tc>
-          <w:tcPr>
-            <w:tcW w:type="dxa" w:w="4844"/>
-            <w:vAlign w:val="center"/>
-          </w:tcPr>
-          <w:p>
-            <w:pPr>
-              <w:spacing w:line="240" w:lineRule="auto" w:before="0" w:after="0"/>
-              <w:ind w:firstLine="0"/>
-              <w:jc w:val="left"/>
-            </w:pPr>
-            <w:r/>
-            <w:r>
-              <w:rPr>
-                <w:rFonts w:ascii="Times New Roman" w:hAnsi="Times New Roman" w:eastAsia="Times New Roman"/>
-                <w:b w:val="0"/>
-                <w:sz w:val="19"/>
-              </w:rPr>
-              <w:t>Верхний уровень с понятными именами пинов для RTL Viewer.</w:t>
-            </w:r>
-          </w:p>
-        </w:tc>
-      </w:tr>
-      <w:tr>
-        <w:tc>
-          <w:tcPr>
-            <w:tcW w:type="dxa" w:w="4844"/>
-            <w:vAlign w:val="center"/>
-          </w:tcPr>
-          <w:p>
-            <w:pPr>
-              <w:spacing w:line="240" w:lineRule="auto" w:before="0" w:after="0"/>
-              <w:ind w:firstLine="0"/>
-              <w:jc w:val="left"/>
-            </w:pPr>
-            <w:r/>
-            <w:r>
-              <w:rPr>
-                <w:rFonts w:ascii="Times New Roman" w:hAnsi="Times New Roman" w:eastAsia="Times New Roman"/>
-                <w:b w:val="0"/>
-                <w:sz w:val="19"/>
-              </w:rPr>
-              <w:t>tb_lab8_cache.vhd</w:t>
-            </w:r>
-          </w:p>
-        </w:tc>
-        <w:tc>
-          <w:tcPr>
-            <w:tcW w:type="dxa" w:w="4844"/>
-            <w:vAlign w:val="center"/>
-          </w:tcPr>
-          <w:p>
-            <w:pPr>
-              <w:spacing w:line="240" w:lineRule="auto" w:before="0" w:after="0"/>
-              <w:ind w:firstLine="0"/>
-              <w:jc w:val="left"/>
-            </w:pPr>
-            <w:r/>
-            <w:r>
-              <w:rPr>
-                <w:rFonts w:ascii="Times New Roman" w:hAnsi="Times New Roman" w:eastAsia="Times New Roman"/>
-                <w:b w:val="0"/>
-                <w:sz w:val="19"/>
-              </w:rPr>
-              <w:t>Тестовая модель чтения, записи, попадания, промаха и замещения.</w:t>
+              <w:t>Проверка miss, hit, write-through и замещения строки с одинаковым индексом.</w:t>
             </w:r>
           </w:p>
         </w:tc>
@@ -4367,7 +3901,7 @@
           <w:i w:val="0"/>
           <w:sz w:val="28"/>
         </w:rPr>
-        <w:t>Файл проекта Quartus: lab8_cache/quartus/lab8_cache.qpf. Верхний уровень проекта: lab8_cache_rtl_view_top. После открытия проекта необходимо выполнить Processing -&gt; Start Compilation, затем открыть Tools -&gt; Netlist Viewers -&gt; RTL Viewer для просмотра схемы.</w:t>
+        <w:t>Файл проекта Quartus: lab8_cache/quartus/lab8_cache.qpf. После открытия проекта необходимо выполнить Processing -&gt; Start Compilation и проверить схемное представление верхнего уровня устройства.</w:t>
       </w:r>
     </w:p>
     <w:p>
@@ -4504,7 +4038,29 @@
                 <w:b w:val="0"/>
                 <w:sz w:val="19"/>
               </w:rPr>
-              <w:t>Read miss</w:t>
+              <w:t>Первое чтение</w:t>
+            </w:r>
+          </w:p>
+        </w:tc>
+        <w:tc>
+          <w:tcPr>
+            <w:tcW w:type="dxa" w:w="3230"/>
+            <w:vAlign w:val="center"/>
+          </w:tcPr>
+          <w:p>
+            <w:pPr>
+              <w:spacing w:line="240" w:lineRule="auto" w:before="0" w:after="0"/>
+              <w:ind w:firstLine="0"/>
+              <w:jc w:val="center"/>
+            </w:pPr>
+            <w:r/>
+            <w:r>
+              <w:rPr>
+                <w:rFonts w:ascii="Times New Roman" w:hAnsi="Times New Roman" w:eastAsia="Times New Roman"/>
+                <w:b w:val="0"/>
+                <w:sz w:val="19"/>
+              </w:rPr>
+              <w:t>READ 0010h</w:t>
             </w:r>
           </w:p>
         </w:tc>
@@ -4526,29 +4082,7 @@
                 <w:b w:val="0"/>
                 <w:sz w:val="19"/>
               </w:rPr>
-              <w:t>Первое чтение R[0010h]</w:t>
-            </w:r>
-          </w:p>
-        </w:tc>
-        <w:tc>
-          <w:tcPr>
-            <w:tcW w:type="dxa" w:w="3230"/>
-            <w:vAlign w:val="center"/>
-          </w:tcPr>
-          <w:p>
-            <w:pPr>
-              <w:spacing w:line="240" w:lineRule="auto" w:before="0" w:after="0"/>
-              <w:ind w:firstLine="0"/>
-              <w:jc w:val="left"/>
-            </w:pPr>
-            <w:r/>
-            <w:r>
-              <w:rPr>
-                <w:rFonts w:ascii="Times New Roman" w:hAnsi="Times New Roman" w:eastAsia="Times New Roman"/>
-                <w:b w:val="0"/>
-                <w:sz w:val="19"/>
-              </w:rPr>
-              <w:t>Промах, загрузка 1110h из RAM</w:t>
+              <w:t>miss=1, data=1110h, строка заполняется</w:t>
             </w:r>
           </w:p>
         </w:tc>
@@ -4572,7 +4106,29 @@
                 <w:b w:val="0"/>
                 <w:sz w:val="19"/>
               </w:rPr>
-              <w:t>Read hit</w:t>
+              <w:t>Повторное чтение</w:t>
+            </w:r>
+          </w:p>
+        </w:tc>
+        <w:tc>
+          <w:tcPr>
+            <w:tcW w:type="dxa" w:w="3230"/>
+            <w:vAlign w:val="center"/>
+          </w:tcPr>
+          <w:p>
+            <w:pPr>
+              <w:spacing w:line="240" w:lineRule="auto" w:before="0" w:after="0"/>
+              <w:ind w:firstLine="0"/>
+              <w:jc w:val="center"/>
+            </w:pPr>
+            <w:r/>
+            <w:r>
+              <w:rPr>
+                <w:rFonts w:ascii="Times New Roman" w:hAnsi="Times New Roman" w:eastAsia="Times New Roman"/>
+                <w:b w:val="0"/>
+                <w:sz w:val="19"/>
+              </w:rPr>
+              <w:t>READ 0010h</w:t>
             </w:r>
           </w:p>
         </w:tc>
@@ -4594,29 +4150,7 @@
                 <w:b w:val="0"/>
                 <w:sz w:val="19"/>
               </w:rPr>
-              <w:t>Повторное чтение R[0010h]</w:t>
-            </w:r>
-          </w:p>
-        </w:tc>
-        <w:tc>
-          <w:tcPr>
-            <w:tcW w:type="dxa" w:w="3230"/>
-            <w:vAlign w:val="center"/>
-          </w:tcPr>
-          <w:p>
-            <w:pPr>
-              <w:spacing w:line="240" w:lineRule="auto" w:before="0" w:after="0"/>
-              <w:ind w:firstLine="0"/>
-              <w:jc w:val="left"/>
-            </w:pPr>
-            <w:r/>
-            <w:r>
-              <w:rPr>
-                <w:rFonts w:ascii="Times New Roman" w:hAnsi="Times New Roman" w:eastAsia="Times New Roman"/>
-                <w:b w:val="0"/>
-                <w:sz w:val="19"/>
-              </w:rPr>
-              <w:t>Попадание, данные возвращаются из кэша</w:t>
+              <w:t>hit=1, data=1110h</w:t>
             </w:r>
           </w:p>
         </w:tc>
@@ -4640,7 +4174,7 @@
                 <w:b w:val="0"/>
                 <w:sz w:val="19"/>
               </w:rPr>
-              <w:t>Write-through</w:t>
+              <w:t>Запись</w:t>
             </w:r>
           </w:p>
         </w:tc>
@@ -4662,7 +4196,7 @@
                 <w:b w:val="0"/>
                 <w:sz w:val="19"/>
               </w:rPr>
-              <w:t>Запись W[0010h]=ABCDh</w:t>
+              <w:t>WRITE 0010h, data=ABCDh</w:t>
             </w:r>
           </w:p>
         </w:tc>
@@ -4684,7 +4218,7 @@
                 <w:b w:val="0"/>
                 <w:sz w:val="19"/>
               </w:rPr>
-              <w:t>RAM обновлена, строка кэша при hit обновлена</w:t>
+              <w:t>hit=1, кэш и память обновлены</w:t>
             </w:r>
           </w:p>
         </w:tc>
@@ -4708,7 +4242,29 @@
                 <w:b w:val="0"/>
                 <w:sz w:val="19"/>
               </w:rPr>
-              <w:t>Read after write</w:t>
+              <w:t>Конфликт индекса</w:t>
+            </w:r>
+          </w:p>
+        </w:tc>
+        <w:tc>
+          <w:tcPr>
+            <w:tcW w:type="dxa" w:w="3230"/>
+            <w:vAlign w:val="center"/>
+          </w:tcPr>
+          <w:p>
+            <w:pPr>
+              <w:spacing w:line="240" w:lineRule="auto" w:before="0" w:after="0"/>
+              <w:ind w:firstLine="0"/>
+              <w:jc w:val="center"/>
+            </w:pPr>
+            <w:r/>
+            <w:r>
+              <w:rPr>
+                <w:rFonts w:ascii="Times New Roman" w:hAnsi="Times New Roman" w:eastAsia="Times New Roman"/>
+                <w:b w:val="0"/>
+                <w:sz w:val="19"/>
+              </w:rPr>
+              <w:t>READ 0018h</w:t>
             </w:r>
           </w:p>
         </w:tc>
@@ -4730,29 +4286,7 @@
                 <w:b w:val="0"/>
                 <w:sz w:val="19"/>
               </w:rPr>
-              <w:t>Чтение R[0010h] после записи</w:t>
-            </w:r>
-          </w:p>
-        </w:tc>
-        <w:tc>
-          <w:tcPr>
-            <w:tcW w:type="dxa" w:w="3230"/>
-            <w:vAlign w:val="center"/>
-          </w:tcPr>
-          <w:p>
-            <w:pPr>
-              <w:spacing w:line="240" w:lineRule="auto" w:before="0" w:after="0"/>
-              <w:ind w:firstLine="0"/>
-              <w:jc w:val="left"/>
-            </w:pPr>
-            <w:r/>
-            <w:r>
-              <w:rPr>
-                <w:rFonts w:ascii="Times New Roman" w:hAnsi="Times New Roman" w:eastAsia="Times New Roman"/>
-                <w:b w:val="0"/>
-                <w:sz w:val="19"/>
-              </w:rPr>
-              <w:t>Попадание, возвращается ABCDh</w:t>
+              <w:t>miss=1, строка с тем же index заменяется</w:t>
             </w:r>
           </w:p>
         </w:tc>
@@ -4776,7 +4310,29 @@
                 <w:b w:val="0"/>
                 <w:sz w:val="19"/>
               </w:rPr>
-              <w:t>Заполнение набора</w:t>
+              <w:t>Повторное чтение старого адреса</w:t>
+            </w:r>
+          </w:p>
+        </w:tc>
+        <w:tc>
+          <w:tcPr>
+            <w:tcW w:type="dxa" w:w="3230"/>
+            <w:vAlign w:val="center"/>
+          </w:tcPr>
+          <w:p>
+            <w:pPr>
+              <w:spacing w:line="240" w:lineRule="auto" w:before="0" w:after="0"/>
+              <w:ind w:firstLine="0"/>
+              <w:jc w:val="center"/>
+            </w:pPr>
+            <w:r/>
+            <w:r>
+              <w:rPr>
+                <w:rFonts w:ascii="Times New Roman" w:hAnsi="Times New Roman" w:eastAsia="Times New Roman"/>
+                <w:b w:val="0"/>
+                <w:sz w:val="19"/>
+              </w:rPr>
+              <w:t>READ 0010h</w:t>
             </w:r>
           </w:p>
         </w:tc>
@@ -4798,97 +4354,7 @@
                 <w:b w:val="0"/>
                 <w:sz w:val="19"/>
               </w:rPr>
-              <w:t>R[0020h], R[0030h], R[0040h], R[0050h]</w:t>
-            </w:r>
-          </w:p>
-        </w:tc>
-        <w:tc>
-          <w:tcPr>
-            <w:tcW w:type="dxa" w:w="3230"/>
-            <w:vAlign w:val="center"/>
-          </w:tcPr>
-          <w:p>
-            <w:pPr>
-              <w:spacing w:line="240" w:lineRule="auto" w:before="0" w:after="0"/>
-              <w:ind w:firstLine="0"/>
-              <w:jc w:val="left"/>
-            </w:pPr>
-            <w:r/>
-            <w:r>
-              <w:rPr>
-                <w:rFonts w:ascii="Times New Roman" w:hAnsi="Times New Roman" w:eastAsia="Times New Roman"/>
-                <w:b w:val="0"/>
-                <w:sz w:val="19"/>
-              </w:rPr>
-              <w:t>Один набор заполняется четырьмя путями</w:t>
-            </w:r>
-          </w:p>
-        </w:tc>
-      </w:tr>
-      <w:tr>
-        <w:tc>
-          <w:tcPr>
-            <w:tcW w:type="dxa" w:w="3230"/>
-            <w:vAlign w:val="center"/>
-          </w:tcPr>
-          <w:p>
-            <w:pPr>
-              <w:spacing w:line="240" w:lineRule="auto" w:before="0" w:after="0"/>
-              <w:ind w:firstLine="0"/>
-              <w:jc w:val="center"/>
-            </w:pPr>
-            <w:r/>
-            <w:r>
-              <w:rPr>
-                <w:rFonts w:ascii="Times New Roman" w:hAnsi="Times New Roman" w:eastAsia="Times New Roman"/>
-                <w:b w:val="0"/>
-                <w:sz w:val="19"/>
-              </w:rPr>
-              <w:t>Replacement</w:t>
-            </w:r>
-          </w:p>
-        </w:tc>
-        <w:tc>
-          <w:tcPr>
-            <w:tcW w:type="dxa" w:w="3230"/>
-            <w:vAlign w:val="center"/>
-          </w:tcPr>
-          <w:p>
-            <w:pPr>
-              <w:spacing w:line="240" w:lineRule="auto" w:before="0" w:after="0"/>
-              <w:ind w:firstLine="0"/>
-              <w:jc w:val="left"/>
-            </w:pPr>
-            <w:r/>
-            <w:r>
-              <w:rPr>
-                <w:rFonts w:ascii="Times New Roman" w:hAnsi="Times New Roman" w:eastAsia="Times New Roman"/>
-                <w:b w:val="0"/>
-                <w:sz w:val="19"/>
-              </w:rPr>
-              <w:t>Повтор R[0010h] после вытеснения</w:t>
-            </w:r>
-          </w:p>
-        </w:tc>
-        <w:tc>
-          <w:tcPr>
-            <w:tcW w:type="dxa" w:w="3230"/>
-            <w:vAlign w:val="center"/>
-          </w:tcPr>
-          <w:p>
-            <w:pPr>
-              <w:spacing w:line="240" w:lineRule="auto" w:before="0" w:after="0"/>
-              <w:ind w:firstLine="0"/>
-              <w:jc w:val="left"/>
-            </w:pPr>
-            <w:r/>
-            <w:r>
-              <w:rPr>
-                <w:rFonts w:ascii="Times New Roman" w:hAnsi="Times New Roman" w:eastAsia="Times New Roman"/>
-                <w:b w:val="0"/>
-                <w:sz w:val="19"/>
-              </w:rPr>
-              <w:t>Промах, затем возврат ABCDh из RAM</w:t>
+              <w:t>miss=1, data=ABCDh загружается из памяти</w:t>
             </w:r>
           </w:p>
         </w:tc>
@@ -4908,7 +4374,7 @@
       <w:r>
         <w:drawing>
           <wp:inline xmlns:a="http://schemas.openxmlformats.org/drawingml/2006/main" xmlns:pic="http://schemas.openxmlformats.org/drawingml/2006/picture">
-            <wp:extent cx="5184000" cy="1365066"/>
+            <wp:extent cx="5184000" cy="2198626"/>
             <wp:docPr id="2" name="Picture 2"/>
             <wp:cNvGraphicFramePr>
               <a:graphicFrameLocks noChangeAspect="1"/>
@@ -4929,7 +4395,7 @@
                   <pic:spPr>
                     <a:xfrm>
                       <a:off x="0" y="0"/>
-                      <a:ext cx="5184000" cy="1365066"/>
+                      <a:ext cx="5184000" cy="2198626"/>
                     </a:xfrm>
                     <a:prstGeom prst="rect"/>
                   </pic:spPr>
@@ -4984,7 +4450,7 @@
           <w:i w:val="0"/>
           <w:sz w:val="28"/>
         </w:rPr>
-        <w:t>Компиляция проекта выполняется в Quartus II 9.1. VHDL-описание не использует вручную размещенные вентильные примитивы, поэтому схема синтезируется средствами Quartus на выбранную элементную базу. Основные показатели компиляции приведены в таблице.</w:t>
+        <w:t>Компиляция проекта выполняется в Quartus II 9.1. Описание устройства не использует вручную размещенные вентильные примитивы, поэтому схема синтезируется средствами Quartus на выбранную элементную базу. Основные показатели компиляции приведены в таблице.</w:t>
       </w:r>
     </w:p>
     <w:tbl>
@@ -5088,7 +4554,7 @@
                 <w:b w:val="0"/>
                 <w:sz w:val="20"/>
               </w:rPr>
-              <w:t>1351</w:t>
+              <w:t>200</w:t>
             </w:r>
           </w:p>
         </w:tc>
@@ -5112,7 +4578,7 @@
                 <w:b w:val="0"/>
                 <w:sz w:val="20"/>
               </w:rPr>
-              <w:t>Dedicated registers</w:t>
+              <w:t>Dedicated logic registers</w:t>
             </w:r>
           </w:p>
         </w:tc>
@@ -5134,7 +4600,7 @@
                 <w:b w:val="0"/>
                 <w:sz w:val="20"/>
               </w:rPr>
-              <w:t>2120</w:t>
+              <w:t>374</w:t>
             </w:r>
           </w:p>
         </w:tc>
@@ -5316,7 +4782,7 @@
           <w:i w:val="0"/>
           <w:sz w:val="28"/>
         </w:rPr>
-        <w:t>В ходе лабораторной работы разработана 4-way set associative кэш-память с 16 наборами, разбиением адреса на TAG и SET, valid-битами, тегами, данными и счетчиками давности хранения.</w:t>
+        <w:t>В ходе работы разработана кэш-память с прямым отображением для варианта 4. Адрес разделен на TAG и INDEX, каждая строка содержит valid-бит, тег и 16-разрядное слово данных.</w:t>
       </w:r>
     </w:p>
     <w:p>
@@ -5332,7 +4798,7 @@
           <w:i w:val="0"/>
           <w:sz w:val="28"/>
         </w:rPr>
-        <w:t>Моделирование подтвердило чтение при попадании, обработку промаха с загрузкой из основной памяти, сквозную запись write-through и замещение строки по наибольшей давности хранения. Проект успешно синтезируется в Quartus и может использоваться как подсистема памяти в составе микро-ЭВМ.</w:t>
+        <w:t>Моделирование подтвердило корректную обработку попаданий, промахов, записи по write-through и замещения строки с одинаковым индексом. Проект успешно компилируется в Quartus II 9.1.</w:t>
       </w:r>
     </w:p>
     <w:sectPr>
@@ -5340,6 +4806,7 @@
       <w:pgSz w:w="12240" w:h="15840"/>
       <w:pgMar w:top="1134" w:right="850" w:bottom="1531" w:left="1701" w:header="720" w:footer="680" w:gutter="0"/>
       <w:cols w:space="720"/>
+      <w:titlePg/>
       <w:docGrid w:linePitch="360"/>
     </w:sectPr>
   </w:body>
